--- a/Word/20-contratos-tipo.docx
+++ b/Word/20-contratos-tipo.docx
@@ -90,9 +90,9 @@
         <w:tblLook w:firstColumn="1" w:firstRow="1" w:lastColumn="0" w:lastRow="0" w:noHBand="0" w:noVBand="1" w:val="04A0"/>
       </w:tblPr>
       <w:tblGrid>
-        <w:gridCol w:w="2430"/>
-        <w:gridCol w:w="3600"/>
-        <w:gridCol w:w="3600"/>
+        <w:gridCol w:w="2574"/>
+        <w:gridCol w:w="3321"/>
+        <w:gridCol w:w="3736"/>
       </w:tblGrid>
       <w:tr>
         <w:trPr>
@@ -101,7 +101,7 @@
         </w:trPr>
         <w:tc>
           <w:tcPr>
-            <w:tcW w:w="2430" w:type="dxa"/>
+            <w:tcW w:w="2574" w:type="dxa"/>
             <w:shd w:val="clear" w:color="auto" w:fill="ECECEC"/>
           </w:tcPr>
           <w:p>
@@ -120,7 +120,7 @@
         </w:tc>
         <w:tc>
           <w:tcPr>
-            <w:tcW w:w="3600" w:type="dxa"/>
+            <w:tcW w:w="3321" w:type="dxa"/>
             <w:shd w:val="clear" w:color="auto" w:fill="ECECEC"/>
           </w:tcPr>
           <w:p>
@@ -139,7 +139,7 @@
         </w:tc>
         <w:tc>
           <w:tcPr>
-            <w:tcW w:w="3600" w:type="dxa"/>
+            <w:tcW w:w="3736" w:type="dxa"/>
             <w:shd w:val="clear" w:color="auto" w:fill="ECECEC"/>
           </w:tcPr>
           <w:p>
@@ -160,7 +160,7 @@
       <w:tr>
         <w:tc>
           <w:tcPr>
-            <w:tcW w:w="2430" w:type="dxa"/>
+            <w:tcW w:w="2574" w:type="dxa"/>
           </w:tcPr>
           <w:p>
             <w:pPr>
@@ -177,7 +177,7 @@
         </w:tc>
         <w:tc>
           <w:tcPr>
-            <w:tcW w:w="3600" w:type="dxa"/>
+            <w:tcW w:w="3321" w:type="dxa"/>
           </w:tcPr>
           <w:p>
             <w:pPr>
@@ -194,7 +194,7 @@
         </w:tc>
         <w:tc>
           <w:tcPr>
-            <w:tcW w:w="3600" w:type="dxa"/>
+            <w:tcW w:w="3736" w:type="dxa"/>
           </w:tcPr>
           <w:p>
             <w:pPr>
@@ -213,7 +213,7 @@
       <w:tr>
         <w:tc>
           <w:tcPr>
-            <w:tcW w:w="2430" w:type="dxa"/>
+            <w:tcW w:w="2574" w:type="dxa"/>
           </w:tcPr>
           <w:p>
             <w:pPr>
@@ -230,7 +230,7 @@
         </w:tc>
         <w:tc>
           <w:tcPr>
-            <w:tcW w:w="3600" w:type="dxa"/>
+            <w:tcW w:w="3321" w:type="dxa"/>
           </w:tcPr>
           <w:p>
             <w:pPr>
@@ -247,7 +247,7 @@
         </w:tc>
         <w:tc>
           <w:tcPr>
-            <w:tcW w:w="3600" w:type="dxa"/>
+            <w:tcW w:w="3736" w:type="dxa"/>
           </w:tcPr>
           <w:p>
             <w:pPr>
@@ -266,7 +266,7 @@
       <w:tr>
         <w:tc>
           <w:tcPr>
-            <w:tcW w:w="2430" w:type="dxa"/>
+            <w:tcW w:w="2574" w:type="dxa"/>
           </w:tcPr>
           <w:p>
             <w:pPr>
@@ -283,7 +283,7 @@
         </w:tc>
         <w:tc>
           <w:tcPr>
-            <w:tcW w:w="3600" w:type="dxa"/>
+            <w:tcW w:w="3321" w:type="dxa"/>
           </w:tcPr>
           <w:p>
             <w:pPr>
@@ -300,7 +300,7 @@
         </w:tc>
         <w:tc>
           <w:tcPr>
-            <w:tcW w:w="3600" w:type="dxa"/>
+            <w:tcW w:w="3736" w:type="dxa"/>
           </w:tcPr>
           <w:p>
             <w:pPr>
@@ -319,7 +319,7 @@
       <w:tr>
         <w:tc>
           <w:tcPr>
-            <w:tcW w:w="2430" w:type="dxa"/>
+            <w:tcW w:w="2574" w:type="dxa"/>
           </w:tcPr>
           <w:p>
             <w:pPr>
@@ -336,7 +336,7 @@
         </w:tc>
         <w:tc>
           <w:tcPr>
-            <w:tcW w:w="3600" w:type="dxa"/>
+            <w:tcW w:w="3321" w:type="dxa"/>
           </w:tcPr>
           <w:p>
             <w:pPr>
@@ -353,7 +353,7 @@
         </w:tc>
         <w:tc>
           <w:tcPr>
-            <w:tcW w:w="3600" w:type="dxa"/>
+            <w:tcW w:w="3736" w:type="dxa"/>
           </w:tcPr>
           <w:p>
             <w:pPr>
@@ -1322,9 +1322,9 @@
         <w:tblLook w:firstColumn="1" w:firstRow="1" w:lastColumn="0" w:lastRow="0" w:noHBand="0" w:noVBand="1" w:val="04A0"/>
       </w:tblPr>
       <w:tblGrid>
-        <w:gridCol w:w="1746"/>
-        <w:gridCol w:w="6759"/>
-        <w:gridCol w:w="1126"/>
+        <w:gridCol w:w="2020"/>
+        <w:gridCol w:w="6207"/>
+        <w:gridCol w:w="1403"/>
       </w:tblGrid>
       <w:tr>
         <w:trPr>
@@ -1333,7 +1333,7 @@
         </w:trPr>
         <w:tc>
           <w:tcPr>
-            <w:tcW w:w="1746" w:type="dxa"/>
+            <w:tcW w:w="2020" w:type="dxa"/>
             <w:shd w:val="clear" w:color="auto" w:fill="ECECEC"/>
           </w:tcPr>
           <w:p>
@@ -1352,7 +1352,7 @@
         </w:tc>
         <w:tc>
           <w:tcPr>
-            <w:tcW w:w="6759" w:type="dxa"/>
+            <w:tcW w:w="6207" w:type="dxa"/>
             <w:shd w:val="clear" w:color="auto" w:fill="ECECEC"/>
           </w:tcPr>
           <w:p>
@@ -1371,7 +1371,7 @@
         </w:tc>
         <w:tc>
           <w:tcPr>
-            <w:tcW w:w="1126" w:type="dxa"/>
+            <w:tcW w:w="1403" w:type="dxa"/>
             <w:shd w:val="clear" w:color="auto" w:fill="ECECEC"/>
           </w:tcPr>
           <w:p>
@@ -1392,7 +1392,7 @@
       <w:tr>
         <w:tc>
           <w:tcPr>
-            <w:tcW w:w="1746" w:type="dxa"/>
+            <w:tcW w:w="2020" w:type="dxa"/>
           </w:tcPr>
           <w:p>
             <w:pPr>
@@ -1409,7 +1409,7 @@
         </w:tc>
         <w:tc>
           <w:tcPr>
-            <w:tcW w:w="6759" w:type="dxa"/>
+            <w:tcW w:w="6207" w:type="dxa"/>
           </w:tcPr>
           <w:p>
             <w:pPr>
@@ -1426,7 +1426,7 @@
         </w:tc>
         <w:tc>
           <w:tcPr>
-            <w:tcW w:w="1126" w:type="dxa"/>
+            <w:tcW w:w="1403" w:type="dxa"/>
           </w:tcPr>
           <w:p>
             <w:pPr>
@@ -1445,7 +1445,7 @@
       <w:tr>
         <w:tc>
           <w:tcPr>
-            <w:tcW w:w="1746" w:type="dxa"/>
+            <w:tcW w:w="2020" w:type="dxa"/>
           </w:tcPr>
           <w:p>
             <w:pPr>
@@ -1462,7 +1462,7 @@
         </w:tc>
         <w:tc>
           <w:tcPr>
-            <w:tcW w:w="6759" w:type="dxa"/>
+            <w:tcW w:w="6207" w:type="dxa"/>
           </w:tcPr>
           <w:p>
             <w:pPr>
@@ -1479,7 +1479,7 @@
         </w:tc>
         <w:tc>
           <w:tcPr>
-            <w:tcW w:w="1126" w:type="dxa"/>
+            <w:tcW w:w="1403" w:type="dxa"/>
           </w:tcPr>
           <w:p>
             <w:pPr>
@@ -1498,7 +1498,7 @@
       <w:tr>
         <w:tc>
           <w:tcPr>
-            <w:tcW w:w="1746" w:type="dxa"/>
+            <w:tcW w:w="2020" w:type="dxa"/>
           </w:tcPr>
           <w:p>
             <w:pPr>
@@ -1515,7 +1515,7 @@
         </w:tc>
         <w:tc>
           <w:tcPr>
-            <w:tcW w:w="6759" w:type="dxa"/>
+            <w:tcW w:w="6207" w:type="dxa"/>
           </w:tcPr>
           <w:p>
             <w:pPr>
@@ -1532,7 +1532,7 @@
         </w:tc>
         <w:tc>
           <w:tcPr>
-            <w:tcW w:w="1126" w:type="dxa"/>
+            <w:tcW w:w="1403" w:type="dxa"/>
           </w:tcPr>
           <w:p>
             <w:pPr>
@@ -1551,7 +1551,7 @@
       <w:tr>
         <w:tc>
           <w:tcPr>
-            <w:tcW w:w="1746" w:type="dxa"/>
+            <w:tcW w:w="2020" w:type="dxa"/>
           </w:tcPr>
           <w:p>
             <w:pPr>
@@ -1568,7 +1568,7 @@
         </w:tc>
         <w:tc>
           <w:tcPr>
-            <w:tcW w:w="6759" w:type="dxa"/>
+            <w:tcW w:w="6207" w:type="dxa"/>
           </w:tcPr>
           <w:p>
             <w:pPr>
@@ -1585,7 +1585,7 @@
         </w:tc>
         <w:tc>
           <w:tcPr>
-            <w:tcW w:w="1126" w:type="dxa"/>
+            <w:tcW w:w="1403" w:type="dxa"/>
           </w:tcPr>
           <w:p>
             <w:pPr>
@@ -1692,8 +1692,8 @@
         <w:tblLook w:firstColumn="1" w:firstRow="1" w:lastColumn="0" w:lastRow="0" w:noHBand="0" w:noVBand="1" w:val="04A0"/>
       </w:tblPr>
       <w:tblGrid>
-        <w:gridCol w:w="8055"/>
-        <w:gridCol w:w="1576"/>
+        <w:gridCol w:w="7603"/>
+        <w:gridCol w:w="2028"/>
       </w:tblGrid>
       <w:tr>
         <w:trPr>
@@ -1702,7 +1702,7 @@
         </w:trPr>
         <w:tc>
           <w:tcPr>
-            <w:tcW w:w="8055" w:type="dxa"/>
+            <w:tcW w:w="7603" w:type="dxa"/>
             <w:shd w:val="clear" w:color="auto" w:fill="ECECEC"/>
           </w:tcPr>
           <w:p>
@@ -1721,7 +1721,7 @@
         </w:tc>
         <w:tc>
           <w:tcPr>
-            <w:tcW w:w="1576" w:type="dxa"/>
+            <w:tcW w:w="2028" w:type="dxa"/>
             <w:shd w:val="clear" w:color="auto" w:fill="ECECEC"/>
           </w:tcPr>
           <w:p>
@@ -1742,7 +1742,7 @@
       <w:tr>
         <w:tc>
           <w:tcPr>
-            <w:tcW w:w="8055" w:type="dxa"/>
+            <w:tcW w:w="7603" w:type="dxa"/>
           </w:tcPr>
           <w:p>
             <w:pPr>
@@ -1759,7 +1759,7 @@
         </w:tc>
         <w:tc>
           <w:tcPr>
-            <w:tcW w:w="1576" w:type="dxa"/>
+            <w:tcW w:w="2028" w:type="dxa"/>
           </w:tcPr>
           <w:p>
             <w:pPr>
@@ -1778,7 +1778,7 @@
       <w:tr>
         <w:tc>
           <w:tcPr>
-            <w:tcW w:w="8055" w:type="dxa"/>
+            <w:tcW w:w="7603" w:type="dxa"/>
           </w:tcPr>
           <w:p>
             <w:pPr>
@@ -1795,7 +1795,7 @@
         </w:tc>
         <w:tc>
           <w:tcPr>
-            <w:tcW w:w="1576" w:type="dxa"/>
+            <w:tcW w:w="2028" w:type="dxa"/>
           </w:tcPr>
           <w:p>
             <w:pPr>
